--- a/public/gallery/examples/software-engineer/no/resume.docx
+++ b/public/gallery/examples/software-engineer/no/resume.docx
@@ -66,7 +66,7 @@
         </w:rPr>
         <w:t xml:space="preserve">📧 </w:t>
       </w:r>
-      <w:hyperlink w:history="1" r:id="rIdff26i1ojmoss661osd_sb">
+      <w:hyperlink w:history="1" r:id="rIdeemxmai9euc4lnxcsvuif">
         <w:r>
           <w:rPr>
             <w:sz w:val="18"/>
@@ -89,7 +89,7 @@
         </w:rPr>
         <w:t xml:space="preserve">🔗 </w:t>
       </w:r>
-      <w:hyperlink w:history="1" r:id="rIdjw79oia8unkhwsgrdgsz8">
+      <w:hyperlink w:history="1" r:id="rIdsm6ftdaennfqex0lwbkmb">
         <w:r>
           <w:rPr>
             <w:sz w:val="18"/>
@@ -124,7 +124,7 @@
         <w:spacing w:after="200" w:line="276"/>
         <w:jc w:val="center"/>
       </w:pPr>
-      <w:hyperlink w:history="1" r:id="rId8zfosoch4_iuge24udzj9">
+      <w:hyperlink w:history="1" r:id="rIdj6fxsga5aovrzii3s4xve">
         <w:r>
           <w:rPr>
             <w:sz w:val="18"/>
@@ -140,7 +140,7 @@
         </w:rPr>
         <w:t xml:space="preserve"> • </w:t>
       </w:r>
-      <w:hyperlink w:history="1" r:id="rId-3cpgxlik2vzzdje-hscu">
+      <w:hyperlink w:history="1" r:id="rIdvap-8xvy2rqdsvpw26dru">
         <w:r>
           <w:rPr>
             <w:sz w:val="18"/>
@@ -280,7 +280,7 @@
         </w:rPr>
         <w:t xml:space="preserve">	</w:t>
       </w:r>
-      <w:hyperlink w:history="1" r:id="rIdfcuu9ydfexzqe23nvuzz2">
+      <w:hyperlink w:history="1" r:id="rIdrnnpfxuue0cizbewfon65">
         <w:r>
           <w:rPr>
             <w:sz w:val="18"/>
@@ -443,7 +443,7 @@
         </w:rPr>
         <w:t xml:space="preserve">	</w:t>
       </w:r>
-      <w:hyperlink w:history="1" r:id="rIdpnwc2zlluyzmypmoxgfs9">
+      <w:hyperlink w:history="1" r:id="rIdaimffe9pw8cxq5nwc0ern">
         <w:r>
           <w:rPr>
             <w:sz w:val="18"/>
@@ -606,7 +606,7 @@
         </w:rPr>
         <w:t xml:space="preserve">	</w:t>
       </w:r>
-      <w:hyperlink w:history="1" r:id="rIdkzpsbekqacqfbr_f27uyp">
+      <w:hyperlink w:history="1" r:id="rIdclzah6hlruouf4dduzhyq">
         <w:r>
           <w:rPr>
             <w:sz w:val="18"/>
@@ -750,7 +750,7 @@
         </w:rPr>
         <w:t xml:space="preserve">	</w:t>
       </w:r>
-      <w:hyperlink w:history="1" r:id="rIdmssg4hjnbuxgypy5sdeat">
+      <w:hyperlink w:history="1" r:id="rId3phqh7lst3irbw1koeix1">
         <w:r>
           <w:rPr>
             <w:sz w:val="18"/>
@@ -1178,7 +1178,7 @@
         </w:rPr>
         <w:t xml:space="preserve">	</w:t>
       </w:r>
-      <w:hyperlink w:history="1" r:id="rIdxode555pxk4_0kt8tql5k">
+      <w:hyperlink w:history="1" r:id="rIdaci7gha_qxabzivkm-ar0">
         <w:r>
           <w:rPr>
             <w:sz w:val="18"/>
@@ -1263,7 +1263,7 @@
         </w:rPr>
         <w:t xml:space="preserve">	</w:t>
       </w:r>
-      <w:hyperlink w:history="1" r:id="rId7gu59z_aszdqms4puzgyu">
+      <w:hyperlink w:history="1" r:id="rIdduh6cfyskunfh5utd4yno">
         <w:r>
           <w:rPr>
             <w:sz w:val="18"/>
@@ -1360,7 +1360,7 @@
         </w:rPr>
         <w:t xml:space="preserve">	</w:t>
       </w:r>
-      <w:hyperlink w:history="1" r:id="rIdhn7ubtb17x9ozruslspl-">
+      <w:hyperlink w:history="1" r:id="rId8huxo2pgbarjptvdz7lnk">
         <w:r>
           <w:rPr>
             <w:sz w:val="18"/>
@@ -1565,7 +1565,7 @@
         </w:rPr>
         <w:t xml:space="preserve">	</w:t>
       </w:r>
-      <w:hyperlink w:history="1" r:id="rIdqldiq7ljk0k-xu4pjbml8">
+      <w:hyperlink w:history="1" r:id="rIdked2ep6bxgbamwkx_8h5_">
         <w:r>
           <w:rPr>
             <w:sz w:val="18"/>
